--- a/dossier-conformite-2026/livrables/03_Parcours_stagiaire/IMG-15_Autorisation_droit_image.docx
+++ b/dossier-conformite-2026/livrables/03_Parcours_stagiaire/IMG-15_Autorisation_droit_image.docx
@@ -16,7 +16,7 @@
       <w:r>
         <w:rPr>
           <w:b/>
-          <w:color w:val="C9A94D"/>
+          <w:color w:val="8A6D1F"/>
           <w:sz w:val="28"/>
         </w:rPr>
         <w:t>Facultative, révocable à tout moment</w:t>
@@ -50,27 +50,36 @@
       </w:r>
     </w:p>
     <w:p>
+      <w:pPr>
+        <w:ind w:left="454" w:hanging="454"/>
+      </w:pPr>
       <w:r>
         <w:rPr>
           <w:b w:val="0"/>
         </w:rPr>
-        <w:t>☐  filmer mes mises en situation à des fins pédagogiques internes (visionnées par le groupe et le formateur, supprimées en fin de session)</w:t>
+        <w:t>☐   filmer mes mises en situation à des fins pédagogiques internes (visionnées par le groupe et le formateur, supprimées en fin de session)</w:t>
       </w:r>
     </w:p>
     <w:p>
+      <w:pPr>
+        <w:ind w:left="454" w:hanging="454"/>
+      </w:pPr>
       <w:r>
         <w:rPr>
           <w:b w:val="0"/>
         </w:rPr>
-        <w:t>☐  utiliser ma photo sur les réseaux sociaux et le site de l'organisme pour une durée de 2 ans</w:t>
+        <w:t>☐   utiliser ma photo sur les réseaux sociaux et le site de l'organisme pour une durée de 2 ans</w:t>
       </w:r>
     </w:p>
     <w:p>
+      <w:pPr>
+        <w:ind w:left="454" w:hanging="454"/>
+      </w:pPr>
       <w:r>
         <w:rPr>
           <w:b w:val="0"/>
         </w:rPr>
-        <w:t>☐  utiliser mon témoignage écrit (prénom uniquement) dans les supports de communication</w:t>
+        <w:t>☐   utiliser mon témoignage écrit (prénom uniquement) dans les supports de communication</w:t>
       </w:r>
     </w:p>
     <w:p>
@@ -82,10 +91,11 @@
       </w:r>
       <w:r>
         <w:rPr>
-          <w:b w:val="0"/>
-          <w:highlight w:val="yellow"/>
+          <w:b/>
+          <w:i/>
+          <w:color w:val="8A6D1F"/>
         </w:rPr>
-        <w:t>[À COMPLÉTER : adresse e-mail dédiée RGPD, ex. rgpd@…]</w:t>
+        <w:t>[À COMPLÉTER : e-mail dédié aux données personnelles]</w:t>
       </w:r>
       <w:r>
         <w:rPr>
@@ -98,21 +108,23 @@
       <w:tblPr>
         <w:tblStyle w:val="TableGrid"/>
         <w:tblW w:type="auto" w:w="0"/>
+        <w:tblLayout w:type="fixed"/>
         <w:tblLook w:firstColumn="1" w:firstRow="1" w:lastColumn="0" w:lastRow="0" w:noHBand="0" w:noVBand="1" w:val="04A0"/>
       </w:tblPr>
       <w:tblGrid>
-        <w:gridCol w:w="9638"/>
+        <w:gridCol w:w="9639"/>
       </w:tblGrid>
       <w:tr>
         <w:tc>
           <w:tcPr>
             <w:tcW w:type="dxa" w:w="9638"/>
-            <w:shd w:val="clear" w:color="auto" w:fill="F2F2F2"/>
+            <w:shd w:val="clear" w:color="auto" w:fill="E8EEF7"/>
           </w:tcPr>
           <w:p>
             <w:r>
               <w:rPr>
                 <w:b/>
+                <w:color w:val="1B3A6B"/>
                 <w:sz w:val="22"/>
               </w:rPr>
               <w:t>La personne</w:t>
@@ -121,6 +133,9 @@
         </w:tc>
       </w:tr>
       <w:tr>
+        <w:trPr>
+          <w:cantSplit w:val="true"/>
+        </w:trPr>
         <w:tc>
           <w:tcPr>
             <w:tcW w:type="dxa" w:w="9638"/>
@@ -148,16 +163,17 @@
       <w:tblPr>
         <w:tblStyle w:val="TableGrid"/>
         <w:tblW w:type="auto" w:w="0"/>
+        <w:tblLayout w:type="fixed"/>
         <w:tblLook w:firstColumn="1" w:firstRow="1" w:lastColumn="0" w:lastRow="0" w:noHBand="0" w:noVBand="1" w:val="04A0"/>
       </w:tblPr>
       <w:tblGrid>
-        <w:gridCol w:w="9638"/>
+        <w:gridCol w:w="9639"/>
       </w:tblGrid>
       <w:tr>
         <w:tc>
           <w:tcPr>
             <w:tcW w:type="dxa" w:w="9638"/>
-            <w:shd w:val="clear" w:color="auto" w:fill="FBF6E9"/>
+            <w:shd w:val="clear" w:color="auto" w:fill="E8EEF7"/>
           </w:tcPr>
           <w:p>
             <w:r/>
@@ -165,9 +181,9 @@
               <w:rPr>
                 <w:b/>
                 <w:color w:val="1B3A6B"/>
-                <w:sz w:val="24"/>
+                <w:sz w:val="26"/>
               </w:rPr>
-              <w:t>🔒 RGPD / IA Act — points de conformité de ce document</w:t>
+              <w:t>RGPD et IA Act — points de conformité de ce document</w:t>
             </w:r>
           </w:p>
           <w:p>
@@ -213,12 +229,14 @@
     </w:pPr>
     <w:r>
       <w:rPr>
+        <w:color w:val="1B3A6B"/>
         <w:sz w:val="18"/>
       </w:rPr>
-      <w:t xml:space="preserve">IMG-15  —  YEBA FORMATIONS — SIRET 814 622 262 00032 — Version 2026-10 — Page </w:t>
+      <w:t xml:space="preserve">IMG-15   |   YEBA FORMATIONS — SIRET 814 622 262 00032 — Version 2026-10   |   Page </w:t>
     </w:r>
     <w:r>
       <w:rPr>
+        <w:color w:val="1B3A6B"/>
         <w:sz w:val="18"/>
       </w:rPr>
       <w:fldChar w:fldCharType="begin"/>
@@ -238,7 +256,7 @@
     <w:r>
       <w:drawing>
         <wp:inline xmlns:a="http://schemas.openxmlformats.org/drawingml/2006/main" xmlns:pic="http://schemas.openxmlformats.org/drawingml/2006/picture">
-          <wp:extent cx="676510" cy="576000"/>
+          <wp:extent cx="634228" cy="540000"/>
           <wp:docPr id="1" name="Picture 1"/>
           <wp:cNvGraphicFramePr>
             <a:graphicFrameLocks noChangeAspect="1"/>
@@ -259,7 +277,7 @@
                 <pic:spPr>
                   <a:xfrm>
                     <a:off x="0" y="0"/>
-                    <a:ext cx="676510" cy="576000"/>
+                    <a:ext cx="634228" cy="540000"/>
                   </a:xfrm>
                   <a:prstGeom prst="rect"/>
                 </pic:spPr>
@@ -271,10 +289,11 @@
     </w:r>
     <w:r>
       <w:rPr>
+        <w:b/>
         <w:color w:val="1B3A6B"/>
         <w:sz w:val="18"/>
       </w:rPr>
-      <w:t xml:space="preserve">    YEBA FORMATIONS  |  NDA 04973676397  |  Qualiopi 25FOR02027.1</w:t>
+      <w:t xml:space="preserve">     YEBA FORMATIONS   |   NDA 04973676397   |   Qualiopi 25FOR02027.1</w:t>
     </w:r>
   </w:p>
 </w:hdr>
@@ -761,8 +780,8 @@
       <w:rFonts w:asciiTheme="majorHAnsi" w:eastAsiaTheme="majorEastAsia" w:hAnsiTheme="majorHAnsi" w:cstheme="majorBidi" w:ascii="Arial" w:hAnsi="Arial"/>
       <w:b/>
       <w:bCs/>
-      <w:color w:val="C9A94D"/>
-      <w:sz w:val="26"/>
+      <w:color w:val="8A6D1F"/>
+      <w:sz w:val="28"/>
     </w:rPr>
   </w:style>
   <w:style w:type="paragraph" w:styleId="Heading4">
@@ -1180,6 +1199,10 @@
       </w:numPr>
       <w:contextualSpacing/>
     </w:pPr>
+    <w:rPr>
+      <w:rFonts w:ascii="Arial" w:hAnsi="Arial"/>
+      <w:sz w:val="24"/>
+    </w:rPr>
   </w:style>
   <w:style w:type="paragraph" w:styleId="ListBullet2">
     <w:name w:val="List Bullet 2"/>
@@ -1219,6 +1242,10 @@
       </w:numPr>
       <w:contextualSpacing/>
     </w:pPr>
+    <w:rPr>
+      <w:rFonts w:ascii="Arial" w:hAnsi="Arial"/>
+      <w:sz w:val="24"/>
+    </w:rPr>
   </w:style>
   <w:style w:type="paragraph" w:styleId="ListNumber2">
     <w:name w:val="List Number 2"/>

--- a/dossier-conformite-2026/livrables/03_Parcours_stagiaire/IMG-15_Autorisation_droit_image.docx
+++ b/dossier-conformite-2026/livrables/03_Parcours_stagiaire/IMG-15_Autorisation_droit_image.docx
@@ -16,7 +16,7 @@
       <w:r>
         <w:rPr>
           <w:b/>
-          <w:color w:val="8A6D1F"/>
+          <w:color w:val="1B3A6B"/>
           <w:sz w:val="28"/>
         </w:rPr>
         <w:t>Facultative, révocable à tout moment</w:t>
@@ -25,7 +25,7 @@
     <w:p>
       <w:pPr>
         <w:pBdr>
-          <w:bottom w:val="single" w:sz="18" w:space="1" w:color="C9A94D"/>
+          <w:bottom w:val="single" w:sz="18" w:space="1" w:color="C9A84C"/>
         </w:pBdr>
       </w:pPr>
     </w:p>
@@ -68,7 +68,7 @@
         <w:rPr>
           <w:b w:val="0"/>
         </w:rPr>
-        <w:t>☐   utiliser ma photo sur les réseaux sociaux et le site de l'organisme pour une durée de 2 ans</w:t>
+        <w:t>☐   utiliser ma photo sur les réseaux sociaux et le site de l'organisme pendant 2 ans</w:t>
       </w:r>
     </w:p>
     <w:p>
@@ -87,21 +87,7 @@
         <w:rPr>
           <w:b w:val="0"/>
         </w:rPr>
-        <w:t xml:space="preserve">Refuser n'a aucune conséquence sur ma formation. Je peux retirer mon accord à tout moment auprès de </w:t>
-      </w:r>
-      <w:r>
-        <w:rPr>
-          <w:b/>
-          <w:i/>
-          <w:color w:val="8A6D1F"/>
-        </w:rPr>
-        <w:t>[À COMPLÉTER : e-mail dédié aux données personnelles]</w:t>
-      </w:r>
-      <w:r>
-        <w:rPr>
-          <w:b w:val="0"/>
-        </w:rPr>
-        <w:t>.</w:t>
+        <w:t>Refuser n'a aucune conséquence sur ma formation. Je peux retirer mon accord à tout moment auprès de yebaformations@gmail.com.</w:t>
       </w:r>
     </w:p>
     <w:tbl>
@@ -192,7 +178,7 @@
                 <w:b w:val="0"/>
                 <w:sz w:val="22"/>
               </w:rPr>
-              <w:t>Base légale : consentement (art. 6.1.a et 7 RGPD) ; droit à l'image (art. 9 du code civil).</w:t>
+              <w:t>Base légale : consentement (RGPD, art. 6.1.a et 7) ; droit à l'image (code civil, art. 9). Enregistrement soumis à l'accord de toutes les personnes filmées (YEBA-DOC-04, art. 14).</w:t>
             </w:r>
           </w:p>
           <w:p>
@@ -201,13 +187,131 @@
                 <w:b w:val="0"/>
                 <w:sz w:val="22"/>
               </w:rPr>
-              <w:t>IA Act art. 50 : toute image ou vidéo générée ou modifiée par IA et diffusée doit être signalée comme telle ; aucun « deepfake » d'un stagiaire.</w:t>
+              <w:t>IA Act, article 50 : toute image ou vidéo générée ou modifiée par IA et diffusée est signalée comme telle.</w:t>
             </w:r>
           </w:p>
         </w:tc>
       </w:tr>
     </w:tbl>
     <w:p/>
+    <w:p>
+      <w:pPr>
+        <w:pBdr>
+          <w:bottom w:val="single" w:sz="18" w:space="1" w:color="C9A84C"/>
+        </w:pBdr>
+      </w:pPr>
+    </w:p>
+    <w:p>
+      <w:pPr>
+        <w:keepNext/>
+        <w:spacing w:after="0"/>
+      </w:pPr>
+      <w:r>
+        <w:rPr>
+          <w:b/>
+          <w:color w:val="1B3A6B"/>
+          <w:sz w:val="20"/>
+        </w:rPr>
+        <w:t>YEBA FORMATIONS — Aurélien LUMEKA, entrepreneur individuel (EI), directeur</w:t>
+      </w:r>
+    </w:p>
+    <w:p>
+      <w:pPr>
+        <w:keepNext/>
+        <w:spacing w:after="0"/>
+      </w:pPr>
+      <w:r>
+        <w:rPr>
+          <w:b w:val="0"/>
+          <w:color w:val="121212"/>
+          <w:sz w:val="20"/>
+        </w:rPr>
+        <w:t>9 rue Françoise Châtelain, 97490 Sainte-Clotilde, La Réunion</w:t>
+      </w:r>
+    </w:p>
+    <w:p>
+      <w:pPr>
+        <w:keepNext/>
+        <w:spacing w:after="0"/>
+      </w:pPr>
+      <w:r>
+        <w:rPr>
+          <w:b w:val="0"/>
+          <w:color w:val="121212"/>
+          <w:sz w:val="20"/>
+        </w:rPr>
+        <w:t>Tél. 0693 32 24 45 — yebaformations@gmail.com</w:t>
+      </w:r>
+    </w:p>
+    <w:p>
+      <w:pPr>
+        <w:keepNext/>
+        <w:spacing w:after="0"/>
+      </w:pPr>
+      <w:r>
+        <w:rPr>
+          <w:b w:val="0"/>
+          <w:color w:val="121212"/>
+          <w:sz w:val="20"/>
+        </w:rPr>
+        <w:t>SIRET 814 622 262 00032</w:t>
+      </w:r>
+    </w:p>
+    <w:p>
+      <w:pPr>
+        <w:keepNext/>
+        <w:spacing w:after="0"/>
+      </w:pPr>
+      <w:r>
+        <w:rPr>
+          <w:b w:val="0"/>
+          <w:color w:val="121212"/>
+          <w:sz w:val="20"/>
+        </w:rPr>
+        <w:t>Déclaration d'activité n° 04973676397 auprès du Préfet de La Réunion. Cet enregistrement ne vaut pas agrément de l'État.</w:t>
+      </w:r>
+    </w:p>
+    <w:p>
+      <w:pPr>
+        <w:keepNext/>
+        <w:spacing w:after="0"/>
+      </w:pPr>
+      <w:r>
+        <w:rPr>
+          <w:b w:val="0"/>
+          <w:color w:val="121212"/>
+          <w:sz w:val="20"/>
+        </w:rPr>
+        <w:t>Certification Qualiopi n° 25FOR02027.1 délivrée au titre des catégories : actions de formation, bilans de compétences, actions permettant de faire valider les acquis de l'expérience, actions de formation par apprentissage — organisme certificateur Qualitia (accrédité COFRAC).</w:t>
+      </w:r>
+    </w:p>
+    <w:p>
+      <w:pPr>
+        <w:keepNext/>
+        <w:spacing w:after="0"/>
+      </w:pPr>
+      <w:r>
+        <w:rPr>
+          <w:b w:val="0"/>
+          <w:color w:val="121212"/>
+          <w:sz w:val="20"/>
+        </w:rPr>
+        <w:t>Référent handicap : Aurélien LUMEKA — yebaformations@gmail.com. Document disponible en 16 points sur simple demande.</w:t>
+      </w:r>
+    </w:p>
+    <w:p>
+      <w:pPr>
+        <w:spacing w:before="120"/>
+      </w:pPr>
+      <w:r>
+        <w:rPr>
+          <w:b w:val="0"/>
+          <w:color w:val="5A5F6A"/>
+          <w:sz w:val="18"/>
+        </w:rPr>
+        <w:t>Ce document a été conçu par le formateur avec l'assistance d'un système d'IA générative (règlement (UE) 2024/1689, art. 50). Son contenu a été vérifié et validé par un humain, qui en assume la responsabilité.</w:t>
+      </w:r>
+    </w:p>
     <w:sectPr>
       <w:headerReference w:type="default" r:id="rId9"/>
       <w:footerReference w:type="default" r:id="rId10"/>
@@ -232,7 +336,7 @@
         <w:color w:val="1B3A6B"/>
         <w:sz w:val="18"/>
       </w:rPr>
-      <w:t xml:space="preserve">IMG-15   |   YEBA FORMATIONS — SIRET 814 622 262 00032 — Version 2026-10   |   Page </w:t>
+      <w:t xml:space="preserve">IMG-15   |   YEBA FORMATIONS — SIRET 814 622 262 00032 — Version 2026-10-v3   |   Page </w:t>
     </w:r>
     <w:r>
       <w:rPr>
@@ -663,10 +767,11 @@
     <w:qFormat/>
     <w:rsid w:val="00FC693F"/>
     <w:pPr>
-      <w:spacing w:after="120" w:line="276" w:lineRule="auto"/>
+      <w:spacing w:after="120" w:line="312" w:lineRule="auto"/>
     </w:pPr>
     <w:rPr>
       <w:rFonts w:ascii="Arial" w:hAnsi="Arial" w:eastAsia="Arial"/>
+      <w:color w:val="121212"/>
       <w:sz w:val="24"/>
     </w:rPr>
   </w:style>
@@ -780,7 +885,7 @@
       <w:rFonts w:asciiTheme="majorHAnsi" w:eastAsiaTheme="majorEastAsia" w:hAnsiTheme="majorHAnsi" w:cstheme="majorBidi" w:ascii="Arial" w:hAnsi="Arial"/>
       <w:b/>
       <w:bCs/>
-      <w:color w:val="8A6D1F"/>
+      <w:color w:val="1B3A6B"/>
       <w:sz w:val="28"/>
     </w:rPr>
   </w:style>

--- a/dossier-conformite-2026/livrables/03_Parcours_stagiaire/IMG-15_Autorisation_droit_image.docx
+++ b/dossier-conformite-2026/livrables/03_Parcours_stagiaire/IMG-15_Autorisation_droit_image.docx
@@ -360,7 +360,7 @@
     <w:r>
       <w:drawing>
         <wp:inline xmlns:a="http://schemas.openxmlformats.org/drawingml/2006/main" xmlns:pic="http://schemas.openxmlformats.org/drawingml/2006/picture">
-          <wp:extent cx="634228" cy="540000"/>
+          <wp:extent cx="624277" cy="540000"/>
           <wp:docPr id="1" name="Picture 1"/>
           <wp:cNvGraphicFramePr>
             <a:graphicFrameLocks noChangeAspect="1"/>
@@ -369,7 +369,7 @@
             <a:graphicData uri="http://schemas.openxmlformats.org/drawingml/2006/picture">
               <pic:pic>
                 <pic:nvPicPr>
-                  <pic:cNvPr id="0" name="logo_yeba_formations.png"/>
+                  <pic:cNvPr id="0" name="logo_yeba_fond_clair_1000.png"/>
                   <pic:cNvPicPr/>
                 </pic:nvPicPr>
                 <pic:blipFill>
@@ -381,7 +381,7 @@
                 <pic:spPr>
                   <a:xfrm>
                     <a:off x="0" y="0"/>
-                    <a:ext cx="634228" cy="540000"/>
+                    <a:ext cx="624277" cy="540000"/>
                   </a:xfrm>
                   <a:prstGeom prst="rect"/>
                 </pic:spPr>
